--- a/templates/sale/نموذج_رسم_كروكي.docx
+++ b/templates/sale/نموذج_رسم_كروكي.docx
@@ -79,13 +79,33 @@
           <w:szCs w:val="30"/>
           <w:lang w:bidi="ar-EG"/>
         </w:rPr>
-        <w:t xml:space="preserve">if lands|length &gt; </w:t>
-      </w:r>
+        <w:t xml:space="preserve">if </w:t>
+      </w:r>
+      <w:proofErr w:type="spellStart"/>
       <w:r>
         <w:rPr>
           <w:rFonts w:cs="PT Bold Heading"/>
           <w:sz w:val="30"/>
           <w:szCs w:val="30"/>
+          <w:lang w:bidi="ar-EG"/>
+        </w:rPr>
+        <w:t>lands|length</w:t>
+      </w:r>
+      <w:proofErr w:type="spellEnd"/>
+      <w:r>
+        <w:rPr>
+          <w:rFonts w:cs="PT Bold Heading"/>
+          <w:sz w:val="30"/>
+          <w:szCs w:val="30"/>
+          <w:lang w:bidi="ar-EG"/>
+        </w:rPr>
+        <w:t xml:space="preserve"> &gt; </w:t>
+      </w:r>
+      <w:r>
+        <w:rPr>
+          <w:rFonts w:cs="PT Bold Heading"/>
+          <w:sz w:val="30"/>
+          <w:szCs w:val="30"/>
           <w:rtl/>
           <w:lang w:bidi="ar-EG"/>
         </w:rPr>
@@ -129,6 +149,7 @@
         </w:rPr>
         <w:t xml:space="preserve"> %}قطعة الأرض الزراعية{% </w:t>
       </w:r>
+      <w:proofErr w:type="spellStart"/>
       <w:r>
         <w:rPr>
           <w:rFonts w:cs="PT Bold Heading"/>
@@ -138,6 +159,7 @@
         </w:rPr>
         <w:t>endif</w:t>
       </w:r>
+      <w:proofErr w:type="spellEnd"/>
       <w:r>
         <w:rPr>
           <w:rFonts w:cs="PT Bold Heading"/>
@@ -148,6 +170,7 @@
         </w:rPr>
         <w:t xml:space="preserve"> %} ومساحتها ( {{</w:t>
       </w:r>
+      <w:proofErr w:type="spellStart"/>
       <w:r>
         <w:rPr>
           <w:rFonts w:cs="PT Bold Heading"/>
@@ -157,6 +180,7 @@
         </w:rPr>
         <w:t>l.s</w:t>
       </w:r>
+      <w:proofErr w:type="spellEnd"/>
       <w:r>
         <w:rPr>
           <w:rFonts w:cs="PT Bold Heading"/>
@@ -188,6 +212,7 @@
         </w:rPr>
         <w:t xml:space="preserve">   {{</w:t>
       </w:r>
+      <w:proofErr w:type="spellStart"/>
       <w:r>
         <w:rPr>
           <w:rFonts w:cs="PT Bold Heading"/>
@@ -197,6 +222,7 @@
         </w:rPr>
         <w:t>l.k</w:t>
       </w:r>
+      <w:proofErr w:type="spellEnd"/>
       <w:r>
         <w:rPr>
           <w:rFonts w:cs="PT Bold Heading"/>
@@ -228,6 +254,7 @@
         </w:rPr>
         <w:t xml:space="preserve">   {{</w:t>
       </w:r>
+      <w:proofErr w:type="spellStart"/>
       <w:r>
         <w:rPr>
           <w:rFonts w:cs="PT Bold Heading"/>
@@ -237,6 +264,7 @@
         </w:rPr>
         <w:t>l.f</w:t>
       </w:r>
+      <w:proofErr w:type="spellEnd"/>
       <w:r>
         <w:rPr>
           <w:rFonts w:cs="PT Bold Heading"/>
@@ -696,20 +724,20 @@
                       <w:szCs w:val="30"/>
                       <w:lang w:bidi="ar-EG"/>
                     </w:rPr>
-                    <w:t xml:space="preserve">if lands|length &gt; </w:t>
-                  </w:r>
-                  <w:r>
-                    <w:rPr>
-                      <w:rFonts w:cs="Arial"/>
+                    <w:t xml:space="preserve">if </w:t>
+                  </w:r>
+                  <w:proofErr w:type="spellStart"/>
+                  <w:r>
+                    <w:rPr>
                       <w:b/>
                       <w:bCs/>
                       <w:sz w:val="30"/>
                       <w:szCs w:val="30"/>
-                      <w:rtl/>
-                      <w:lang w:bidi="ar-EG"/>
-                    </w:rPr>
-                    <w:t>1 %}القطعة {{</w:t>
-                  </w:r>
+                      <w:lang w:bidi="ar-EG"/>
+                    </w:rPr>
+                    <w:t>lands|length</w:t>
+                  </w:r>
+                  <w:proofErr w:type="spellEnd"/>
                   <w:r>
                     <w:rPr>
                       <w:b/>
@@ -718,7 +746,7 @@
                       <w:szCs w:val="30"/>
                       <w:lang w:bidi="ar-EG"/>
                     </w:rPr>
-                    <w:t>l</w:t>
+                    <w:t xml:space="preserve"> &gt; </w:t>
                   </w:r>
                   <w:r>
                     <w:rPr>
@@ -730,7 +758,7 @@
                       <w:rtl/>
                       <w:lang w:bidi="ar-EG"/>
                     </w:rPr>
-                    <w:t xml:space="preserve">.ترتيب}}{% </w:t>
+                    <w:t>1 %}القطعة {{</w:t>
                   </w:r>
                   <w:r>
                     <w:rPr>
@@ -740,7 +768,7 @@
                       <w:szCs w:val="30"/>
                       <w:lang w:bidi="ar-EG"/>
                     </w:rPr>
-                    <w:t>else</w:t>
+                    <w:t>l</w:t>
                   </w:r>
                   <w:r>
                     <w:rPr>
@@ -752,7 +780,7 @@
                       <w:rtl/>
                       <w:lang w:bidi="ar-EG"/>
                     </w:rPr>
-                    <w:t xml:space="preserve"> %}قطعة أرض زراعية{% </w:t>
+                    <w:t xml:space="preserve">.ترتيب}}{% </w:t>
                   </w:r>
                   <w:r>
                     <w:rPr>
@@ -762,8 +790,32 @@
                       <w:szCs w:val="30"/>
                       <w:lang w:bidi="ar-EG"/>
                     </w:rPr>
+                    <w:t>else</w:t>
+                  </w:r>
+                  <w:r>
+                    <w:rPr>
+                      <w:rFonts w:cs="Arial"/>
+                      <w:b/>
+                      <w:bCs/>
+                      <w:sz w:val="30"/>
+                      <w:szCs w:val="30"/>
+                      <w:rtl/>
+                      <w:lang w:bidi="ar-EG"/>
+                    </w:rPr>
+                    <w:t xml:space="preserve"> %}قطعة أرض زراعية{% </w:t>
+                  </w:r>
+                  <w:proofErr w:type="spellStart"/>
+                  <w:r>
+                    <w:rPr>
+                      <w:b/>
+                      <w:bCs/>
+                      <w:sz w:val="30"/>
+                      <w:szCs w:val="30"/>
+                      <w:lang w:bidi="ar-EG"/>
+                    </w:rPr>
                     <w:t>endif</w:t>
                   </w:r>
+                  <w:proofErr w:type="spellEnd"/>
                   <w:r>
                     <w:rPr>
                       <w:rFonts w:cs="Arial"/>
@@ -801,6 +853,7 @@
                     </w:rPr>
                     <w:t>( {{</w:t>
                   </w:r>
+                  <w:proofErr w:type="spellStart"/>
                   <w:r>
                     <w:rPr>
                       <w:b/>
@@ -811,6 +864,7 @@
                     </w:rPr>
                     <w:t>l.s</w:t>
                   </w:r>
+                  <w:proofErr w:type="spellEnd"/>
                   <w:r>
                     <w:rPr>
                       <w:rFonts w:cs="Arial"/>
@@ -848,6 +902,7 @@
                     </w:rPr>
                     <w:t xml:space="preserve"> {{</w:t>
                   </w:r>
+                  <w:proofErr w:type="spellStart"/>
                   <w:r>
                     <w:rPr>
                       <w:b/>
@@ -858,6 +913,7 @@
                     </w:rPr>
                     <w:t>l.k</w:t>
                   </w:r>
+                  <w:proofErr w:type="spellEnd"/>
                   <w:r>
                     <w:rPr>
                       <w:rFonts w:cs="Arial"/>
@@ -895,6 +951,7 @@
                     </w:rPr>
                     <w:t xml:space="preserve"> {{</w:t>
                   </w:r>
+                  <w:proofErr w:type="spellStart"/>
                   <w:r>
                     <w:rPr>
                       <w:b/>
@@ -905,6 +962,7 @@
                     </w:rPr>
                     <w:t>l.f</w:t>
                   </w:r>
+                  <w:proofErr w:type="spellEnd"/>
                   <w:r>
                     <w:rPr>
                       <w:rFonts w:cs="Arial"/>
@@ -1129,6 +1187,91 @@
           <w:rtl/>
         </w:rPr>
         <w:pict>
+          <v:rect id="مستطيل 7" o:spid="_x0000_s1034" style="position:absolute;left:0;text-align:left;margin-left:36.55pt;margin-top:16pt;width:194.25pt;height:57.75pt;z-index:251659264;visibility:visible;mso-wrap-style:square;mso-width-percent:0;mso-height-percent:0;mso-wrap-distance-left:9pt;mso-wrap-distance-top:0;mso-wrap-distance-right:9pt;mso-wrap-distance-bottom:0;mso-position-horizontal-relative:text;mso-position-vertical-relative:text;mso-width-percent:0;mso-height-percent:0;mso-width-relative:margin;mso-height-relative:margin;v-text-anchor:middle" o:gfxdata="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" fillcolor="white [3201]" strokecolor="white [3212]" strokeweight="2pt">
+            <v:textbox>
+              <w:txbxContent>
+                <w:p>
+                  <w:pPr>
+                    <w:spacing w:after="0" w:line="360" w:lineRule="auto"/>
+                    <w:jc w:val="center"/>
+                    <w:rPr>
+                      <w:sz w:val="24"/>
+                      <w:szCs w:val="24"/>
+                      <w:lang w:bidi="ar-EG"/>
+                    </w:rPr>
+                  </w:pPr>
+                  <w:r>
+                    <w:rPr>
+                      <w:rFonts w:hint="cs"/>
+                      <w:sz w:val="24"/>
+                      <w:szCs w:val="24"/>
+                      <w:rtl/>
+                      <w:lang w:bidi="ar-EG"/>
+                    </w:rPr>
+                    <w:t>ــــــ</w:t>
+                  </w:r>
+                  <w:bookmarkStart w:id="0" w:name="_GoBack"/>
+                  <w:r>
+                    <w:rPr>
+                      <w:rFonts w:hint="cs"/>
+                      <w:sz w:val="24"/>
+                      <w:szCs w:val="24"/>
+                      <w:rtl/>
+                      <w:lang w:bidi="ar-EG"/>
+                    </w:rPr>
+                    <w:t>ـــــــــــــــــــــ</w:t>
+                  </w:r>
+                  <w:r>
+                    <w:rPr>
+                      <w:rFonts w:hint="cs"/>
+                      <w:sz w:val="24"/>
+                      <w:szCs w:val="24"/>
+                      <w:rtl/>
+                      <w:lang w:bidi="ar-EG"/>
+                    </w:rPr>
+                    <w:t>ـــــــــــــــــــــــــــــــــــــــــــــــــــــــــــــــــــــــــــــــــــــــــــــــــــــــــ</w:t>
+                  </w:r>
+                  <w:r>
+                    <w:rPr>
+                      <w:rFonts w:hint="cs"/>
+                      <w:sz w:val="24"/>
+                      <w:szCs w:val="24"/>
+                      <w:rtl/>
+                      <w:lang w:bidi="ar-EG"/>
+                    </w:rPr>
+                    <w:t>ــــــــــ</w:t>
+                  </w:r>
+                </w:p>
+                <w:bookmarkEnd w:id="0"/>
+                <w:p>
+                  <w:pPr>
+                    <w:spacing w:after="0"/>
+                    <w:jc w:val="center"/>
+                    <w:rPr>
+                      <w:b/>
+                      <w:bCs/>
+                      <w:sz w:val="28"/>
+                      <w:szCs w:val="28"/>
+                      <w:lang w:bidi="ar-EG"/>
+                    </w:rPr>
+                  </w:pPr>
+                </w:p>
+              </w:txbxContent>
+            </v:textbox>
+          </v:rect>
+        </w:pict>
+      </w:r>
+      <w:r>
+        <w:rPr>
+          <w:rFonts w:cs="Al-Mothnna"/>
+          <w:b/>
+          <w:bCs/>
+          <w:noProof/>
+          <w:sz w:val="30"/>
+          <w:szCs w:val="30"/>
+          <w:rtl/>
+        </w:rPr>
+        <w:pict>
           <v:rect id="مستطيل 12" o:spid="_x0000_s1033" style="position:absolute;left:0;text-align:left;margin-left:367.05pt;margin-top:16.3pt;width:42pt;height:21.75pt;z-index:251658240;visibility:visible;mso-wrap-style:square;mso-width-percent:0;mso-height-percent:0;mso-wrap-distance-left:9pt;mso-wrap-distance-top:0;mso-wrap-distance-right:9pt;mso-wrap-distance-bottom:0;mso-position-horizontal:absolute;mso-position-horizontal-relative:text;mso-position-vertical:absolute;mso-position-vertical-relative:text;mso-width-percent:0;mso-height-percent:0;mso-width-relative:margin;mso-height-relative:margin;v-text-anchor:middle" o:gfxdata="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" fillcolor="white [3201]" strokecolor="white [3212]" strokeweight="2pt">
             <v:textbox>
               <w:txbxContent>
@@ -1187,79 +1330,6 @@
           <w:lang w:bidi="ar-EG"/>
         </w:rPr>
       </w:pPr>
-      <w:r>
-        <w:rPr>
-          <w:rFonts w:cs="Al-Mothnna"/>
-          <w:b/>
-          <w:bCs/>
-          <w:noProof/>
-          <w:sz w:val="30"/>
-          <w:szCs w:val="30"/>
-          <w:rtl/>
-        </w:rPr>
-        <w:pict>
-          <v:rect id="مستطيل 7" o:spid="_x0000_s1034" style="position:absolute;left:0;text-align:left;margin-left:31.65pt;margin-top:3.9pt;width:194.25pt;height:57.75pt;z-index:251659264;visibility:visible;mso-wrap-style:square;mso-width-percent:0;mso-height-percent:0;mso-wrap-distance-left:9pt;mso-wrap-distance-top:0;mso-wrap-distance-right:9pt;mso-wrap-distance-bottom:0;mso-position-horizontal-relative:text;mso-position-vertical-relative:text;mso-width-percent:0;mso-height-percent:0;mso-width-relative:margin;mso-height-relative:margin;v-text-anchor:middle" o:gfxdata="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" fillcolor="white [3201]" strokecolor="white [3212]" strokeweight="2pt">
-            <v:textbox>
-              <w:txbxContent>
-                <w:p>
-                  <w:pPr>
-                    <w:spacing w:after="0" w:line="360" w:lineRule="auto"/>
-                    <w:jc w:val="center"/>
-                    <w:rPr>
-                      <w:sz w:val="24"/>
-                      <w:szCs w:val="24"/>
-                      <w:lang w:bidi="ar-EG"/>
-                    </w:rPr>
-                  </w:pPr>
-                  <w:r>
-                    <w:rPr>
-                      <w:rFonts w:hint="cs"/>
-                      <w:sz w:val="24"/>
-                      <w:szCs w:val="24"/>
-                      <w:rtl/>
-                      <w:lang w:bidi="ar-EG"/>
-                    </w:rPr>
-                    <w:t>ـــــــــــــــــــــــــــ</w:t>
-                  </w:r>
-                  <w:r>
-                    <w:rPr>
-                      <w:rFonts w:hint="cs"/>
-                      <w:sz w:val="24"/>
-                      <w:szCs w:val="24"/>
-                      <w:rtl/>
-                      <w:lang w:bidi="ar-EG"/>
-                    </w:rPr>
-                    <w:t>ـــــــــــــــــــــــــــــــــــــــــــــــــــــــــــــــــــــــــــــــــــــــــــــــــــــــــ</w:t>
-                  </w:r>
-                  <w:r>
-                    <w:rPr>
-                      <w:rFonts w:hint="cs"/>
-                      <w:sz w:val="24"/>
-                      <w:szCs w:val="24"/>
-                      <w:rtl/>
-                      <w:lang w:bidi="ar-EG"/>
-                    </w:rPr>
-                    <w:t>ــــــــــ</w:t>
-                  </w:r>
-                </w:p>
-                <w:p>
-                  <w:pPr>
-                    <w:spacing w:after="0"/>
-                    <w:jc w:val="center"/>
-                    <w:rPr>
-                      <w:b/>
-                      <w:bCs/>
-                      <w:sz w:val="28"/>
-                      <w:szCs w:val="28"/>
-                      <w:lang w:bidi="ar-EG"/>
-                    </w:rPr>
-                  </w:pPr>
-                </w:p>
-              </w:txbxContent>
-            </v:textbox>
-          </v:rect>
-        </w:pict>
-      </w:r>
     </w:p>
     <w:p>
       <w:pPr>
@@ -1342,6 +1412,7 @@
         </w:rPr>
         <w:t xml:space="preserve">الحد البحري : {{ </w:t>
       </w:r>
+      <w:proofErr w:type="spellStart"/>
       <w:r>
         <w:rPr>
           <w:rFonts w:asciiTheme="minorBidi" w:hAnsiTheme="minorBidi" w:cs="Arial"/>
@@ -1353,6 +1424,7 @@
         </w:rPr>
         <w:t>l.n</w:t>
       </w:r>
+      <w:proofErr w:type="spellEnd"/>
       <w:r>
         <w:rPr>
           <w:rFonts w:asciiTheme="minorBidi" w:hAnsiTheme="minorBidi" w:cs="Arial"/>
@@ -1392,6 +1464,7 @@
         </w:rPr>
         <w:t xml:space="preserve">الحد القبلي : {{ </w:t>
       </w:r>
+      <w:proofErr w:type="spellStart"/>
       <w:r>
         <w:rPr>
           <w:rFonts w:asciiTheme="minorBidi" w:hAnsiTheme="minorBidi" w:cs="Arial"/>
@@ -1403,6 +1476,7 @@
         </w:rPr>
         <w:t>l.s_bound</w:t>
       </w:r>
+      <w:proofErr w:type="spellEnd"/>
       <w:r>
         <w:rPr>
           <w:rFonts w:asciiTheme="minorBidi" w:hAnsiTheme="minorBidi" w:cs="Arial"/>
@@ -1442,6 +1516,7 @@
         </w:rPr>
         <w:t xml:space="preserve">الحد الشرقي : {{ </w:t>
       </w:r>
+      <w:proofErr w:type="spellStart"/>
       <w:r>
         <w:rPr>
           <w:rFonts w:asciiTheme="minorBidi" w:hAnsiTheme="minorBidi" w:cs="Arial"/>
@@ -1453,6 +1528,7 @@
         </w:rPr>
         <w:t>l.e</w:t>
       </w:r>
+      <w:proofErr w:type="spellEnd"/>
       <w:r>
         <w:rPr>
           <w:rFonts w:asciiTheme="minorBidi" w:hAnsiTheme="minorBidi" w:cs="Arial"/>
@@ -1492,6 +1568,7 @@
         </w:rPr>
         <w:t xml:space="preserve">الحد الغربي : {{ </w:t>
       </w:r>
+      <w:proofErr w:type="spellStart"/>
       <w:r>
         <w:rPr>
           <w:rFonts w:asciiTheme="minorBidi" w:hAnsiTheme="minorBidi" w:cs="Arial"/>
@@ -1503,6 +1580,7 @@
         </w:rPr>
         <w:t>l.w</w:t>
       </w:r>
+      <w:proofErr w:type="spellEnd"/>
       <w:r>
         <w:rPr>
           <w:rFonts w:asciiTheme="minorBidi" w:hAnsiTheme="minorBidi" w:cs="Arial"/>
@@ -1722,10 +1800,11 @@
     <w:p>
       <w:pPr>
         <w:spacing w:after="0"/>
-        <w:ind w:left="-284" w:right="-284"/>
-        <w:jc w:val="center"/>
-        <w:rPr>
-          <w:rFonts w:ascii="Arial" w:hAnsi="Arial" w:cs="PT Bold Heading"/>
+        <w:ind w:right="-284"/>
+        <w:rPr>
+          <w:rFonts w:asciiTheme="minorBidi" w:hAnsiTheme="minorBidi" w:cs="Arial"/>
+          <w:b/>
+          <w:bCs/>
           <w:sz w:val="32"/>
           <w:szCs w:val="32"/>
           <w:rtl/>
@@ -1737,7 +1816,6 @@
       <w:pPr>
         <w:spacing w:after="0"/>
         <w:ind w:left="-284" w:right="-284"/>
-        <w:jc w:val="center"/>
         <w:rPr>
           <w:rFonts w:asciiTheme="minorBidi" w:hAnsiTheme="minorBidi"/>
           <w:b/>
@@ -1748,185 +1826,42 @@
           <w:lang w:bidi="ar-EG"/>
         </w:rPr>
       </w:pPr>
-    </w:p>
-    <w:p>
-      <w:pPr>
-        <w:spacing w:after="0"/>
-        <w:ind w:left="-284" w:right="-284"/>
-        <w:jc w:val="center"/>
+      <w:r>
+        <w:rPr>
+          <w:rFonts w:asciiTheme="minorBidi" w:hAnsiTheme="minorBidi" w:cs="Arial"/>
+          <w:b/>
+          <w:bCs/>
+          <w:sz w:val="32"/>
+          <w:szCs w:val="32"/>
+          <w:rtl/>
+          <w:lang w:bidi="ar-EG"/>
+        </w:rPr>
+        <w:t>{%</w:t>
+      </w:r>
+      <w:r>
         <w:rPr>
           <w:rFonts w:asciiTheme="minorBidi" w:hAnsiTheme="minorBidi"/>
           <w:b/>
           <w:bCs/>
           <w:sz w:val="32"/>
           <w:szCs w:val="32"/>
-          <w:rtl/>
-          <w:lang w:bidi="ar-EG"/>
-        </w:rPr>
-      </w:pPr>
-    </w:p>
-    <w:p>
-      <w:pPr>
-        <w:spacing w:after="0"/>
-        <w:ind w:left="-284" w:right="-284"/>
-        <w:jc w:val="center"/>
+          <w:lang w:bidi="ar-EG"/>
+        </w:rPr>
+        <w:t xml:space="preserve">p </w:t>
+      </w:r>
+      <w:proofErr w:type="spellStart"/>
+      <w:r>
         <w:rPr>
           <w:rFonts w:asciiTheme="minorBidi" w:hAnsiTheme="minorBidi"/>
           <w:b/>
           <w:bCs/>
           <w:sz w:val="32"/>
           <w:szCs w:val="32"/>
-          <w:rtl/>
-          <w:lang w:bidi="ar-EG"/>
-        </w:rPr>
-      </w:pPr>
-    </w:p>
-    <w:p>
-      <w:pPr>
-        <w:spacing w:after="0"/>
-        <w:ind w:left="-284" w:right="-284"/>
-        <w:jc w:val="center"/>
-        <w:rPr>
-          <w:rFonts w:asciiTheme="minorBidi" w:hAnsiTheme="minorBidi"/>
-          <w:b/>
-          <w:bCs/>
-          <w:sz w:val="32"/>
-          <w:szCs w:val="32"/>
-          <w:rtl/>
-          <w:lang w:bidi="ar-EG"/>
-        </w:rPr>
-      </w:pPr>
-    </w:p>
-    <w:p>
-      <w:pPr>
-        <w:spacing w:after="0"/>
-        <w:ind w:left="-284" w:right="-284"/>
-        <w:jc w:val="center"/>
-        <w:rPr>
-          <w:rFonts w:asciiTheme="minorBidi" w:hAnsiTheme="minorBidi"/>
-          <w:b/>
-          <w:bCs/>
-          <w:sz w:val="32"/>
-          <w:szCs w:val="32"/>
-          <w:rtl/>
-          <w:lang w:bidi="ar-EG"/>
-        </w:rPr>
-      </w:pPr>
-    </w:p>
-    <w:p>
-      <w:pPr>
-        <w:spacing w:after="0"/>
-        <w:ind w:left="-284" w:right="-284"/>
-        <w:rPr>
-          <w:rFonts w:asciiTheme="minorBidi" w:hAnsiTheme="minorBidi" w:cs="Arial"/>
-          <w:b/>
-          <w:bCs/>
-          <w:sz w:val="32"/>
-          <w:szCs w:val="32"/>
-          <w:rtl/>
-          <w:lang w:bidi="ar-EG"/>
-        </w:rPr>
-      </w:pPr>
-    </w:p>
-    <w:p>
-      <w:pPr>
-        <w:spacing w:after="0"/>
-        <w:ind w:left="-284" w:right="-284"/>
-        <w:rPr>
-          <w:rFonts w:asciiTheme="minorBidi" w:hAnsiTheme="minorBidi" w:cs="Arial"/>
-          <w:b/>
-          <w:bCs/>
-          <w:sz w:val="32"/>
-          <w:szCs w:val="32"/>
-          <w:rtl/>
-          <w:lang w:bidi="ar-EG"/>
-        </w:rPr>
-      </w:pPr>
-    </w:p>
-    <w:p>
-      <w:pPr>
-        <w:spacing w:after="0"/>
-        <w:ind w:left="-284" w:right="-284"/>
-        <w:rPr>
-          <w:rFonts w:asciiTheme="minorBidi" w:hAnsiTheme="minorBidi" w:cs="Arial"/>
-          <w:b/>
-          <w:bCs/>
-          <w:sz w:val="32"/>
-          <w:szCs w:val="32"/>
-          <w:rtl/>
-          <w:lang w:bidi="ar-EG"/>
-        </w:rPr>
-      </w:pPr>
-    </w:p>
-    <w:p>
-      <w:pPr>
-        <w:spacing w:after="0"/>
-        <w:ind w:left="-284" w:right="-284"/>
-        <w:rPr>
-          <w:rFonts w:asciiTheme="minorBidi" w:hAnsiTheme="minorBidi" w:cs="Arial"/>
-          <w:b/>
-          <w:bCs/>
-          <w:sz w:val="32"/>
-          <w:szCs w:val="32"/>
-          <w:rtl/>
-          <w:lang w:bidi="ar-EG"/>
-        </w:rPr>
-      </w:pPr>
-    </w:p>
-    <w:p>
-      <w:pPr>
-        <w:spacing w:after="0"/>
-        <w:ind w:left="-284" w:right="-284"/>
-        <w:rPr>
-          <w:rFonts w:asciiTheme="minorBidi" w:hAnsiTheme="minorBidi" w:cs="Arial"/>
-          <w:b/>
-          <w:bCs/>
-          <w:sz w:val="32"/>
-          <w:szCs w:val="32"/>
-          <w:rtl/>
-          <w:lang w:bidi="ar-EG"/>
-        </w:rPr>
-      </w:pPr>
-    </w:p>
-    <w:p>
-      <w:pPr>
-        <w:spacing w:after="0"/>
-        <w:ind w:left="-284" w:right="-284"/>
-        <w:rPr>
-          <w:rFonts w:asciiTheme="minorBidi" w:hAnsiTheme="minorBidi"/>
-          <w:b/>
-          <w:bCs/>
-          <w:sz w:val="32"/>
-          <w:szCs w:val="32"/>
-          <w:rtl/>
-          <w:lang w:bidi="ar-EG"/>
-        </w:rPr>
-      </w:pPr>
-      <w:bookmarkStart w:id="0" w:name="_GoBack"/>
-      <w:bookmarkEnd w:id="0"/>
-      <w:r>
-        <w:rPr>
-          <w:rFonts w:asciiTheme="minorBidi" w:hAnsiTheme="minorBidi" w:cs="Arial"/>
-          <w:b/>
-          <w:bCs/>
-          <w:sz w:val="32"/>
-          <w:szCs w:val="32"/>
-          <w:rtl/>
-          <w:lang w:bidi="ar-EG"/>
-        </w:rPr>
-        <w:t>{%</w:t>
-      </w:r>
-      <w:r>
-        <w:rPr>
-          <w:rFonts w:asciiTheme="minorBidi" w:hAnsiTheme="minorBidi"/>
-          <w:b/>
-          <w:bCs/>
-          <w:sz w:val="32"/>
-          <w:szCs w:val="32"/>
-          <w:lang w:bidi="ar-EG"/>
-        </w:rPr>
-        <w:t>p endfor</w:t>
-      </w:r>
+          <w:lang w:bidi="ar-EG"/>
+        </w:rPr>
+        <w:t>endfor</w:t>
+      </w:r>
+      <w:proofErr w:type="spellEnd"/>
       <w:r>
         <w:rPr>
           <w:rFonts w:asciiTheme="minorBidi" w:hAnsiTheme="minorBidi" w:cs="Arial"/>
